--- a/6-过程管理/运行记录类文件/060206-盐都区新能源汽车充电站建设项目-服务可用性和连续性管理计划.docx
+++ b/6-过程管理/运行记录类文件/060206-盐都区新能源汽车充电站建设项目-服务可用性和连续性管理计划.docx
@@ -25,7 +25,6 @@
         </w:rPr>
       </w:pPr>
       <w:bookmarkStart w:id="0" w:name="_Toc22611"/>
-      <w:bookmarkStart w:id="15" w:name="_GoBack"/>
     </w:p>
     <w:p>
       <w:pPr>
@@ -73,7 +72,7 @@
           <w:lang w:val="en-US" w:eastAsia="zh-CN"/>
         </w:rPr>
       </w:pPr>
-      <w:bookmarkStart w:id="1" w:name="_Toc28572"/>
+      <w:bookmarkStart w:id="1" w:name="_Toc30036"/>
       <w:r>
         <w:rPr>
           <w:rFonts w:hint="eastAsia"/>
@@ -105,7 +104,7 @@
           <w:lang w:val="en-US" w:eastAsia="zh-CN"/>
         </w:rPr>
       </w:pPr>
-      <w:bookmarkStart w:id="2" w:name="_Toc16715"/>
+      <w:bookmarkStart w:id="2" w:name="_Toc21191"/>
       <w:r>
         <w:rPr>
           <w:rFonts w:hint="eastAsia"/>
@@ -134,7 +133,7 @@
         <w:textAlignment w:val="baseline"/>
       </w:pPr>
       <w:bookmarkStart w:id="3" w:name="_Toc17781"/>
-      <w:bookmarkStart w:id="4" w:name="_Toc23557"/>
+      <w:bookmarkStart w:id="4" w:name="_Toc30395"/>
       <w:r>
         <w:t>中达丰集团有限公司</w:t>
       </w:r>
@@ -298,7 +297,7 @@
         </w:rPr>
       </w:pPr>
       <w:bookmarkStart w:id="5" w:name="_Toc16271"/>
-      <w:bookmarkStart w:id="6" w:name="_Toc434"/>
+      <w:bookmarkStart w:id="6" w:name="_Toc24296"/>
       <w:r>
         <w:rPr>
           <w:rFonts w:ascii="宋体" w:hAnsi="宋体" w:eastAsia="宋体" w:cs="宋体"/>
@@ -441,21 +440,13 @@
                 <w:spacing w:val="-1"/>
                 <w:lang w:val="en-US" w:eastAsia="zh-CN"/>
               </w:rPr>
-              <w:t>容量管理计划</w:t>
+              <w:t>服务可用性和连续性管理计划</w:t>
             </w:r>
             <w:r>
               <w:rPr>
                 <w:spacing w:val="-1"/>
               </w:rPr>
               <w:t>（ZDFJT-ITSS-</w:t>
-            </w:r>
-            <w:r>
-              <w:rPr>
-                <w:rFonts w:hint="eastAsia" w:eastAsia="宋体"/>
-                <w:spacing w:val="-1"/>
-                <w:lang w:val="en-US" w:eastAsia="zh-CN"/>
-              </w:rPr>
-              <w:t>GCKJSJ</w:t>
             </w:r>
             <w:r>
               <w:rPr>
@@ -463,8 +454,10 @@
                 <w:spacing w:val="-1"/>
                 <w:lang w:val="en-US" w:eastAsia="zh-CN"/>
               </w:rPr>
-              <w:t>T</w:t>
-            </w:r>
+              <w:t>FWKYXHLXXGL</w:t>
+            </w:r>
+            <w:bookmarkStart w:id="15" w:name="_GoBack"/>
+            <w:bookmarkEnd w:id="15"/>
             <w:r>
               <w:rPr>
                 <w:spacing w:val="-1"/>
@@ -1696,7 +1689,7 @@
             <w:fldChar w:fldCharType="begin"/>
           </w:r>
           <w:r>
-            <w:instrText xml:space="preserve"> HYPERLINK \l _Toc28572 </w:instrText>
+            <w:instrText xml:space="preserve"> HYPERLINK \l _Toc30036 </w:instrText>
           </w:r>
           <w:r>
             <w:fldChar w:fldCharType="separate"/>
@@ -1715,7 +1708,7 @@
             <w:fldChar w:fldCharType="begin"/>
           </w:r>
           <w:r>
-            <w:instrText xml:space="preserve"> PAGEREF _Toc28572 \h </w:instrText>
+            <w:instrText xml:space="preserve"> PAGEREF _Toc30036 \h </w:instrText>
           </w:r>
           <w:r>
             <w:fldChar w:fldCharType="separate"/>
@@ -1741,7 +1734,7 @@
             <w:fldChar w:fldCharType="begin"/>
           </w:r>
           <w:r>
-            <w:instrText xml:space="preserve"> HYPERLINK \l _Toc16715 </w:instrText>
+            <w:instrText xml:space="preserve"> HYPERLINK \l _Toc21191 </w:instrText>
           </w:r>
           <w:r>
             <w:fldChar w:fldCharType="separate"/>
@@ -1760,7 +1753,7 @@
             <w:fldChar w:fldCharType="begin"/>
           </w:r>
           <w:r>
-            <w:instrText xml:space="preserve"> PAGEREF _Toc16715 \h </w:instrText>
+            <w:instrText xml:space="preserve"> PAGEREF _Toc21191 \h </w:instrText>
           </w:r>
           <w:r>
             <w:fldChar w:fldCharType="separate"/>
@@ -1786,7 +1779,7 @@
             <w:fldChar w:fldCharType="begin"/>
           </w:r>
           <w:r>
-            <w:instrText xml:space="preserve"> HYPERLINK \l _Toc23557 </w:instrText>
+            <w:instrText xml:space="preserve"> HYPERLINK \l _Toc30395 </w:instrText>
           </w:r>
           <w:r>
             <w:fldChar w:fldCharType="separate"/>
@@ -1801,7 +1794,7 @@
             <w:fldChar w:fldCharType="begin"/>
           </w:r>
           <w:r>
-            <w:instrText xml:space="preserve"> PAGEREF _Toc23557 \h </w:instrText>
+            <w:instrText xml:space="preserve"> PAGEREF _Toc30395 \h </w:instrText>
           </w:r>
           <w:r>
             <w:fldChar w:fldCharType="separate"/>
@@ -1827,7 +1820,7 @@
             <w:fldChar w:fldCharType="begin"/>
           </w:r>
           <w:r>
-            <w:instrText xml:space="preserve"> HYPERLINK \l _Toc434 </w:instrText>
+            <w:instrText xml:space="preserve"> HYPERLINK \l _Toc24296 </w:instrText>
           </w:r>
           <w:r>
             <w:fldChar w:fldCharType="separate"/>
@@ -1847,7 +1840,7 @@
             <w:fldChar w:fldCharType="begin"/>
           </w:r>
           <w:r>
-            <w:instrText xml:space="preserve"> PAGEREF _Toc434 \h </w:instrText>
+            <w:instrText xml:space="preserve"> PAGEREF _Toc24296 \h </w:instrText>
           </w:r>
           <w:r>
             <w:fldChar w:fldCharType="separate"/>
@@ -1873,7 +1866,7 @@
             <w:fldChar w:fldCharType="begin"/>
           </w:r>
           <w:r>
-            <w:instrText xml:space="preserve"> HYPERLINK \l _Toc32656 </w:instrText>
+            <w:instrText xml:space="preserve"> HYPERLINK \l _Toc20345 </w:instrText>
           </w:r>
           <w:r>
             <w:fldChar w:fldCharType="separate"/>
@@ -1899,7 +1892,7 @@
             <w:fldChar w:fldCharType="begin"/>
           </w:r>
           <w:r>
-            <w:instrText xml:space="preserve"> PAGEREF _Toc32656 \h </w:instrText>
+            <w:instrText xml:space="preserve"> PAGEREF _Toc20345 \h </w:instrText>
           </w:r>
           <w:r>
             <w:fldChar w:fldCharType="separate"/>
@@ -1925,7 +1918,7 @@
             <w:fldChar w:fldCharType="begin"/>
           </w:r>
           <w:r>
-            <w:instrText xml:space="preserve"> HYPERLINK \l _Toc2042 </w:instrText>
+            <w:instrText xml:space="preserve"> HYPERLINK \l _Toc21225 </w:instrText>
           </w:r>
           <w:r>
             <w:fldChar w:fldCharType="separate"/>
@@ -1951,7 +1944,7 @@
             <w:fldChar w:fldCharType="begin"/>
           </w:r>
           <w:r>
-            <w:instrText xml:space="preserve"> PAGEREF _Toc2042 \h </w:instrText>
+            <w:instrText xml:space="preserve"> PAGEREF _Toc21225 \h </w:instrText>
           </w:r>
           <w:r>
             <w:fldChar w:fldCharType="separate"/>
@@ -1977,7 +1970,7 @@
             <w:fldChar w:fldCharType="begin"/>
           </w:r>
           <w:r>
-            <w:instrText xml:space="preserve"> HYPERLINK \l _Toc15518 </w:instrText>
+            <w:instrText xml:space="preserve"> HYPERLINK \l _Toc6109 </w:instrText>
           </w:r>
           <w:r>
             <w:fldChar w:fldCharType="separate"/>
@@ -2003,7 +1996,7 @@
             <w:fldChar w:fldCharType="begin"/>
           </w:r>
           <w:r>
-            <w:instrText xml:space="preserve"> PAGEREF _Toc15518 \h </w:instrText>
+            <w:instrText xml:space="preserve"> PAGEREF _Toc6109 \h </w:instrText>
           </w:r>
           <w:r>
             <w:fldChar w:fldCharType="separate"/>
@@ -2029,7 +2022,7 @@
             <w:fldChar w:fldCharType="begin"/>
           </w:r>
           <w:r>
-            <w:instrText xml:space="preserve"> HYPERLINK \l _Toc31034 </w:instrText>
+            <w:instrText xml:space="preserve"> HYPERLINK \l _Toc12069 </w:instrText>
           </w:r>
           <w:r>
             <w:fldChar w:fldCharType="separate"/>
@@ -2055,7 +2048,7 @@
             <w:fldChar w:fldCharType="begin"/>
           </w:r>
           <w:r>
-            <w:instrText xml:space="preserve"> PAGEREF _Toc31034 \h </w:instrText>
+            <w:instrText xml:space="preserve"> PAGEREF _Toc12069 \h </w:instrText>
           </w:r>
           <w:r>
             <w:fldChar w:fldCharType="separate"/>
@@ -2081,7 +2074,7 @@
             <w:fldChar w:fldCharType="begin"/>
           </w:r>
           <w:r>
-            <w:instrText xml:space="preserve"> HYPERLINK \l _Toc10051 </w:instrText>
+            <w:instrText xml:space="preserve"> HYPERLINK \l _Toc31507 </w:instrText>
           </w:r>
           <w:r>
             <w:fldChar w:fldCharType="separate"/>
@@ -2100,7 +2093,7 @@
             <w:fldChar w:fldCharType="begin"/>
           </w:r>
           <w:r>
-            <w:instrText xml:space="preserve"> PAGEREF _Toc10051 \h </w:instrText>
+            <w:instrText xml:space="preserve"> PAGEREF _Toc31507 \h </w:instrText>
           </w:r>
           <w:r>
             <w:fldChar w:fldCharType="separate"/>
@@ -2126,7 +2119,7 @@
             <w:fldChar w:fldCharType="begin"/>
           </w:r>
           <w:r>
-            <w:instrText xml:space="preserve"> HYPERLINK \l _Toc22334 </w:instrText>
+            <w:instrText xml:space="preserve"> HYPERLINK \l _Toc21863 </w:instrText>
           </w:r>
           <w:r>
             <w:fldChar w:fldCharType="separate"/>
@@ -2145,7 +2138,7 @@
             <w:fldChar w:fldCharType="begin"/>
           </w:r>
           <w:r>
-            <w:instrText xml:space="preserve"> PAGEREF _Toc22334 \h </w:instrText>
+            <w:instrText xml:space="preserve"> PAGEREF _Toc21863 \h </w:instrText>
           </w:r>
           <w:r>
             <w:fldChar w:fldCharType="separate"/>
@@ -2171,7 +2164,7 @@
             <w:fldChar w:fldCharType="begin"/>
           </w:r>
           <w:r>
-            <w:instrText xml:space="preserve"> HYPERLINK \l _Toc10232 </w:instrText>
+            <w:instrText xml:space="preserve"> HYPERLINK \l _Toc29121 </w:instrText>
           </w:r>
           <w:r>
             <w:fldChar w:fldCharType="separate"/>
@@ -2190,7 +2183,7 @@
             <w:fldChar w:fldCharType="begin"/>
           </w:r>
           <w:r>
-            <w:instrText xml:space="preserve"> PAGEREF _Toc10232 \h </w:instrText>
+            <w:instrText xml:space="preserve"> PAGEREF _Toc29121 \h </w:instrText>
           </w:r>
           <w:r>
             <w:fldChar w:fldCharType="separate"/>
@@ -2216,7 +2209,7 @@
             <w:fldChar w:fldCharType="begin"/>
           </w:r>
           <w:r>
-            <w:instrText xml:space="preserve"> HYPERLINK \l _Toc9978 </w:instrText>
+            <w:instrText xml:space="preserve"> HYPERLINK \l _Toc10656 </w:instrText>
           </w:r>
           <w:r>
             <w:fldChar w:fldCharType="separate"/>
@@ -2235,7 +2228,7 @@
             <w:fldChar w:fldCharType="begin"/>
           </w:r>
           <w:r>
-            <w:instrText xml:space="preserve"> PAGEREF _Toc9978 \h </w:instrText>
+            <w:instrText xml:space="preserve"> PAGEREF _Toc10656 \h </w:instrText>
           </w:r>
           <w:r>
             <w:fldChar w:fldCharType="separate"/>
@@ -2329,7 +2322,7 @@
           <w:lang w:val="en-US" w:eastAsia="zh-CN"/>
         </w:rPr>
       </w:pPr>
-      <w:bookmarkStart w:id="7" w:name="_Toc32656"/>
+      <w:bookmarkStart w:id="7" w:name="_Toc20345"/>
       <w:r>
         <w:rPr>
           <w:rFonts w:hint="eastAsia"/>
@@ -2357,7 +2350,7 @@
           <w:lang w:val="en-US" w:eastAsia="zh-CN"/>
         </w:rPr>
       </w:pPr>
-      <w:bookmarkStart w:id="8" w:name="_Toc2042"/>
+      <w:bookmarkStart w:id="8" w:name="_Toc21225"/>
       <w:r>
         <w:rPr>
           <w:rFonts w:hint="eastAsia"/>
@@ -2378,6 +2371,7 @@
     </w:p>
     <w:tbl>
       <w:tblPr>
+        <w:tblStyle w:val="20"/>
         <w:tblW w:w="8495" w:type="dxa"/>
         <w:jc w:val="center"/>
         <w:tblBorders>
@@ -2483,7 +2477,6 @@
                 <w:kern w:val="0"/>
                 <w:sz w:val="18"/>
                 <w:szCs w:val="18"/>
-                <w:bdr w:val="none" w:color="auto" w:sz="0" w:space="0"/>
                 <w:lang w:val="en-US" w:eastAsia="zh-CN" w:bidi="ar"/>
               </w:rPr>
               <w:t>序号</w:t>
@@ -2546,7 +2539,6 @@
                 <w:kern w:val="0"/>
                 <w:sz w:val="18"/>
                 <w:szCs w:val="18"/>
-                <w:bdr w:val="none" w:color="auto" w:sz="0" w:space="0"/>
                 <w:lang w:val="en-US" w:eastAsia="zh-CN" w:bidi="ar"/>
               </w:rPr>
               <w:t>衡量指标</w:t>
@@ -2609,7 +2601,6 @@
                 <w:kern w:val="0"/>
                 <w:sz w:val="18"/>
                 <w:szCs w:val="18"/>
-                <w:bdr w:val="none" w:color="auto" w:sz="0" w:space="0"/>
                 <w:lang w:val="en-US" w:eastAsia="zh-CN" w:bidi="ar"/>
               </w:rPr>
               <w:t>指标计算说明</w:t>
@@ -2672,7 +2663,6 @@
                 <w:kern w:val="0"/>
                 <w:sz w:val="18"/>
                 <w:szCs w:val="18"/>
-                <w:bdr w:val="none" w:color="auto" w:sz="0" w:space="0"/>
                 <w:lang w:val="en-US" w:eastAsia="zh-CN" w:bidi="ar"/>
               </w:rPr>
               <w:t>考核频次</w:t>
@@ -2735,7 +2725,6 @@
                 <w:kern w:val="0"/>
                 <w:sz w:val="18"/>
                 <w:szCs w:val="18"/>
-                <w:bdr w:val="none" w:color="auto" w:sz="0" w:space="0"/>
                 <w:lang w:val="en-US" w:eastAsia="zh-CN" w:bidi="ar"/>
               </w:rPr>
               <w:t>目标值</w:t>
@@ -2753,7 +2742,6 @@
             <w:insideH w:val="none" w:color="auto" w:sz="0" w:space="0"/>
             <w:insideV w:val="none" w:color="auto" w:sz="0" w:space="0"/>
           </w:tblBorders>
-          <w:shd w:val="clear" w:color="auto" w:fill="FFFFFF"/>
           <w:tblCellMar>
             <w:top w:w="15" w:type="dxa"/>
             <w:left w:w="15" w:type="dxa"/>
@@ -2820,7 +2808,6 @@
                 <w:kern w:val="0"/>
                 <w:sz w:val="18"/>
                 <w:szCs w:val="18"/>
-                <w:bdr w:val="none" w:color="auto" w:sz="0" w:space="0"/>
                 <w:lang w:val="en-US" w:eastAsia="zh-CN" w:bidi="ar"/>
               </w:rPr>
               <w:t>1</w:t>
@@ -2882,7 +2869,6 @@
                 <w:kern w:val="0"/>
                 <w:sz w:val="18"/>
                 <w:szCs w:val="18"/>
-                <w:bdr w:val="none" w:color="auto" w:sz="0" w:space="0"/>
                 <w:lang w:val="en-US" w:eastAsia="zh-CN" w:bidi="ar"/>
               </w:rPr>
               <w:t>业务可用性</w:t>
@@ -3005,7 +2991,6 @@
                 <w:kern w:val="0"/>
                 <w:sz w:val="18"/>
                 <w:szCs w:val="18"/>
-                <w:bdr w:val="none" w:color="auto" w:sz="0" w:space="0"/>
                 <w:lang w:val="en-US" w:eastAsia="zh-CN" w:bidi="ar"/>
               </w:rPr>
               <w:t>季度</w:t>
@@ -3067,7 +3052,6 @@
                 <w:kern w:val="0"/>
                 <w:sz w:val="18"/>
                 <w:szCs w:val="18"/>
-                <w:bdr w:val="none" w:color="auto" w:sz="0" w:space="0"/>
                 <w:lang w:val="en-US" w:eastAsia="zh-CN" w:bidi="ar"/>
               </w:rPr>
               <w:t>≥ 99%</w:t>
@@ -3085,7 +3069,6 @@
             <w:insideH w:val="none" w:color="auto" w:sz="0" w:space="0"/>
             <w:insideV w:val="none" w:color="auto" w:sz="0" w:space="0"/>
           </w:tblBorders>
-          <w:shd w:val="clear" w:color="auto" w:fill="FFFFFF"/>
           <w:tblCellMar>
             <w:top w:w="15" w:type="dxa"/>
             <w:left w:w="15" w:type="dxa"/>
@@ -3152,7 +3135,6 @@
                 <w:kern w:val="0"/>
                 <w:sz w:val="18"/>
                 <w:szCs w:val="18"/>
-                <w:bdr w:val="none" w:color="auto" w:sz="0" w:space="0"/>
                 <w:lang w:val="en-US" w:eastAsia="zh-CN" w:bidi="ar"/>
               </w:rPr>
               <w:t>2</w:t>
@@ -3214,7 +3196,6 @@
                 <w:kern w:val="0"/>
                 <w:sz w:val="18"/>
                 <w:szCs w:val="18"/>
-                <w:bdr w:val="none" w:color="auto" w:sz="0" w:space="0"/>
                 <w:lang w:val="en-US" w:eastAsia="zh-CN" w:bidi="ar"/>
               </w:rPr>
               <w:t>服务连续性</w:t>
@@ -3337,7 +3318,6 @@
                 <w:kern w:val="0"/>
                 <w:sz w:val="18"/>
                 <w:szCs w:val="18"/>
-                <w:bdr w:val="none" w:color="auto" w:sz="0" w:space="0"/>
                 <w:lang w:val="en-US" w:eastAsia="zh-CN" w:bidi="ar"/>
               </w:rPr>
               <w:t>季度</w:t>
@@ -3399,7 +3379,6 @@
                 <w:kern w:val="0"/>
                 <w:sz w:val="18"/>
                 <w:szCs w:val="18"/>
-                <w:bdr w:val="none" w:color="auto" w:sz="0" w:space="0"/>
                 <w:lang w:val="en-US" w:eastAsia="zh-CN" w:bidi="ar"/>
               </w:rPr>
               <w:t>≤ 2次</w:t>
@@ -3417,7 +3396,7 @@
           <w:lang w:val="en-US" w:eastAsia="zh-CN"/>
         </w:rPr>
       </w:pPr>
-      <w:bookmarkStart w:id="9" w:name="_Toc15518"/>
+      <w:bookmarkStart w:id="9" w:name="_Toc6109"/>
       <w:r>
         <w:rPr>
           <w:rFonts w:hint="eastAsia"/>
@@ -3429,6 +3408,7 @@
     </w:p>
     <w:tbl>
       <w:tblPr>
+        <w:tblStyle w:val="20"/>
         <w:tblW w:w="8495" w:type="dxa"/>
         <w:jc w:val="center"/>
         <w:tblBorders>
@@ -3531,7 +3511,6 @@
                 <w:kern w:val="0"/>
                 <w:sz w:val="18"/>
                 <w:szCs w:val="18"/>
-                <w:bdr w:val="none" w:color="auto" w:sz="0" w:space="0"/>
                 <w:lang w:val="en-US" w:eastAsia="zh-CN" w:bidi="ar"/>
               </w:rPr>
               <w:t>岗位</w:t>
@@ -3594,7 +3573,6 @@
                 <w:kern w:val="0"/>
                 <w:sz w:val="18"/>
                 <w:szCs w:val="18"/>
-                <w:bdr w:val="none" w:color="auto" w:sz="0" w:space="0"/>
                 <w:lang w:val="en-US" w:eastAsia="zh-CN" w:bidi="ar"/>
               </w:rPr>
               <w:t>在计划中的核心职责</w:t>
@@ -3678,7 +3656,6 @@
                 <w:kern w:val="0"/>
                 <w:sz w:val="18"/>
                 <w:szCs w:val="18"/>
-                <w:bdr w:val="none" w:color="auto" w:sz="0" w:space="0"/>
                 <w:lang w:val="en-US" w:eastAsia="zh-CN" w:bidi="ar"/>
               </w:rPr>
               <w:t>运维部经理</w:t>
@@ -3821,7 +3798,6 @@
             <w:insideH w:val="none" w:color="auto" w:sz="0" w:space="0"/>
             <w:insideV w:val="none" w:color="auto" w:sz="0" w:space="0"/>
           </w:tblBorders>
-          <w:shd w:val="clear" w:color="auto" w:fill="FFFFFF"/>
           <w:tblCellMar>
             <w:top w:w="15" w:type="dxa"/>
             <w:left w:w="15" w:type="dxa"/>
@@ -3888,7 +3864,6 @@
                 <w:kern w:val="0"/>
                 <w:sz w:val="18"/>
                 <w:szCs w:val="18"/>
-                <w:bdr w:val="none" w:color="auto" w:sz="0" w:space="0"/>
                 <w:lang w:val="en-US" w:eastAsia="zh-CN" w:bidi="ar"/>
               </w:rPr>
               <w:t>运维项目经理</w:t>
@@ -4063,7 +4038,6 @@
             <w:insideH w:val="none" w:color="auto" w:sz="0" w:space="0"/>
             <w:insideV w:val="none" w:color="auto" w:sz="0" w:space="0"/>
           </w:tblBorders>
-          <w:shd w:val="clear" w:color="auto" w:fill="FFFFFF"/>
           <w:tblCellMar>
             <w:top w:w="15" w:type="dxa"/>
             <w:left w:w="15" w:type="dxa"/>
@@ -4130,7 +4104,6 @@
                 <w:kern w:val="0"/>
                 <w:sz w:val="18"/>
                 <w:szCs w:val="18"/>
-                <w:bdr w:val="none" w:color="auto" w:sz="0" w:space="0"/>
                 <w:lang w:val="en-US" w:eastAsia="zh-CN" w:bidi="ar"/>
               </w:rPr>
               <w:t>运维实施工程师</w:t>
@@ -4273,7 +4246,6 @@
             <w:insideH w:val="none" w:color="auto" w:sz="0" w:space="0"/>
             <w:insideV w:val="none" w:color="auto" w:sz="0" w:space="0"/>
           </w:tblBorders>
-          <w:shd w:val="clear" w:color="auto" w:fill="FFFFFF"/>
           <w:tblCellMar>
             <w:top w:w="15" w:type="dxa"/>
             <w:left w:w="15" w:type="dxa"/>
@@ -4340,7 +4312,6 @@
                 <w:kern w:val="0"/>
                 <w:sz w:val="18"/>
                 <w:szCs w:val="18"/>
-                <w:bdr w:val="none" w:color="auto" w:sz="0" w:space="0"/>
                 <w:lang w:val="en-US" w:eastAsia="zh-CN" w:bidi="ar"/>
               </w:rPr>
               <w:t>服务台</w:t>
@@ -4483,7 +4454,7 @@
           <w:lang w:val="en-US" w:eastAsia="zh-CN"/>
         </w:rPr>
       </w:pPr>
-      <w:bookmarkStart w:id="10" w:name="_Toc31034"/>
+      <w:bookmarkStart w:id="10" w:name="_Toc12069"/>
       <w:r>
         <w:rPr>
           <w:rFonts w:hint="eastAsia"/>
@@ -4502,7 +4473,7 @@
           <w:lang w:val="en-US" w:eastAsia="zh-CN"/>
         </w:rPr>
       </w:pPr>
-      <w:bookmarkStart w:id="11" w:name="_Toc10051"/>
+      <w:bookmarkStart w:id="11" w:name="_Toc31507"/>
       <w:r>
         <w:rPr>
           <w:rFonts w:hint="default"/>
@@ -4569,7 +4540,7 @@
           <w:lang w:val="en-US" w:eastAsia="zh-CN"/>
         </w:rPr>
       </w:pPr>
-      <w:bookmarkStart w:id="12" w:name="_Toc22334"/>
+      <w:bookmarkStart w:id="12" w:name="_Toc21863"/>
       <w:r>
         <w:rPr>
           <w:rFonts w:hint="default"/>
@@ -4636,7 +4607,7 @@
           <w:lang w:val="en-US" w:eastAsia="zh-CN"/>
         </w:rPr>
       </w:pPr>
-      <w:bookmarkStart w:id="13" w:name="_Toc10232"/>
+      <w:bookmarkStart w:id="13" w:name="_Toc29121"/>
       <w:r>
         <w:rPr>
           <w:rFonts w:hint="default"/>
@@ -4703,7 +4674,7 @@
           <w:lang w:val="en-US" w:eastAsia="zh-CN"/>
         </w:rPr>
       </w:pPr>
-      <w:bookmarkStart w:id="14" w:name="_Toc9978"/>
+      <w:bookmarkStart w:id="14" w:name="_Toc10656"/>
       <w:r>
         <w:rPr>
           <w:rFonts w:hint="default"/>
@@ -4761,7 +4732,6 @@
         <w:t>《服务可用性与连续性季度报告》模板</w:t>
       </w:r>
     </w:p>
-    <w:bookmarkEnd w:id="15"/>
     <w:sectPr>
       <w:headerReference r:id="rId5" w:type="default"/>
       <w:footerReference r:id="rId6" w:type="default"/>

--- a/6-过程管理/运行记录类文件/060206-盐都区新能源汽车充电站建设项目-服务可用性和连续性管理计划.docx
+++ b/6-过程管理/运行记录类文件/060206-盐都区新能源汽车充电站建设项目-服务可用性和连续性管理计划.docx
@@ -26,29 +26,6 @@
       </w:pPr>
       <w:bookmarkStart w:id="0" w:name="_Toc22611"/>
     </w:p>
-    <w:p>
-      <w:pPr>
-        <w:pStyle w:val="26"/>
-        <w:keepNext w:val="0"/>
-        <w:keepLines w:val="0"/>
-        <w:pageBreakBefore w:val="0"/>
-        <w:widowControl w:val="0"/>
-        <w:kinsoku w:val="0"/>
-        <w:wordWrap/>
-        <w:overflowPunct/>
-        <w:topLinePunct w:val="0"/>
-        <w:autoSpaceDE w:val="0"/>
-        <w:autoSpaceDN w:val="0"/>
-        <w:bidi w:val="0"/>
-        <w:adjustRightInd w:val="0"/>
-        <w:snapToGrid w:val="0"/>
-        <w:textAlignment w:val="baseline"/>
-        <w:rPr>
-          <w:rFonts w:hint="eastAsia"/>
-          <w:lang w:val="en-US" w:eastAsia="zh-CN"/>
-        </w:rPr>
-      </w:pPr>
-    </w:p>
     <w:bookmarkEnd w:id="0"/>
     <w:p>
       <w:pPr>
@@ -73,6 +50,8 @@
         </w:rPr>
       </w:pPr>
       <w:bookmarkStart w:id="1" w:name="_Toc30036"/>
+      <w:bookmarkStart w:id="15" w:name="_GoBack"/>
+      <w:bookmarkEnd w:id="15"/>
       <w:r>
         <w:rPr>
           <w:rFonts w:hint="eastAsia"/>
@@ -456,8 +435,6 @@
               </w:rPr>
               <w:t>FWKYXHLXXGL</w:t>
             </w:r>
-            <w:bookmarkStart w:id="15" w:name="_GoBack"/>
-            <w:bookmarkEnd w:id="15"/>
             <w:r>
               <w:rPr>
                 <w:spacing w:val="-1"/>
@@ -3069,6 +3046,7 @@
             <w:insideH w:val="none" w:color="auto" w:sz="0" w:space="0"/>
             <w:insideV w:val="none" w:color="auto" w:sz="0" w:space="0"/>
           </w:tblBorders>
+          <w:shd w:val="clear" w:color="auto" w:fill="FFFFFF"/>
           <w:tblCellMar>
             <w:top w:w="15" w:type="dxa"/>
             <w:left w:w="15" w:type="dxa"/>
@@ -3442,7 +3420,6 @@
             <w:insideH w:val="none" w:color="auto" w:sz="0" w:space="0"/>
             <w:insideV w:val="none" w:color="auto" w:sz="0" w:space="0"/>
           </w:tblBorders>
-          <w:shd w:val="clear" w:color="auto" w:fill="FFFFFF"/>
           <w:tblCellMar>
             <w:top w:w="15" w:type="dxa"/>
             <w:left w:w="15" w:type="dxa"/>
@@ -3590,6 +3567,7 @@
             <w:insideH w:val="none" w:color="auto" w:sz="0" w:space="0"/>
             <w:insideV w:val="none" w:color="auto" w:sz="0" w:space="0"/>
           </w:tblBorders>
+          <w:shd w:val="clear" w:color="auto" w:fill="FFFFFF"/>
           <w:tblCellMar>
             <w:top w:w="15" w:type="dxa"/>
             <w:left w:w="15" w:type="dxa"/>
@@ -3798,6 +3776,7 @@
             <w:insideH w:val="none" w:color="auto" w:sz="0" w:space="0"/>
             <w:insideV w:val="none" w:color="auto" w:sz="0" w:space="0"/>
           </w:tblBorders>
+          <w:shd w:val="clear" w:color="auto" w:fill="FFFFFF"/>
           <w:tblCellMar>
             <w:top w:w="15" w:type="dxa"/>
             <w:left w:w="15" w:type="dxa"/>
@@ -4038,6 +4017,7 @@
             <w:insideH w:val="none" w:color="auto" w:sz="0" w:space="0"/>
             <w:insideV w:val="none" w:color="auto" w:sz="0" w:space="0"/>
           </w:tblBorders>
+          <w:shd w:val="clear" w:color="auto" w:fill="FFFFFF"/>
           <w:tblCellMar>
             <w:top w:w="15" w:type="dxa"/>
             <w:left w:w="15" w:type="dxa"/>
@@ -4246,6 +4226,7 @@
             <w:insideH w:val="none" w:color="auto" w:sz="0" w:space="0"/>
             <w:insideV w:val="none" w:color="auto" w:sz="0" w:space="0"/>
           </w:tblBorders>
+          <w:shd w:val="clear" w:color="auto" w:fill="FFFFFF"/>
           <w:tblCellMar>
             <w:top w:w="15" w:type="dxa"/>
             <w:left w:w="15" w:type="dxa"/>
